--- a/COMPOENTES_METODOLOGICOS/GEOLOCALIZACION/RECOLECCION DE INFORMACION 2.docx
+++ b/COMPOENTES_METODOLOGICOS/GEOLOCALIZACION/RECOLECCION DE INFORMACION 2.docx
@@ -28,13 +28,11 @@
         <w:jc w:val="center"/>
       </w:pPr>
       <w:r>
-        <w:t xml:space="preserve">¿Cómo </w:t>
+        <w:t>¿Cómo FUNCIONA?</w:t>
       </w:r>
-      <w:proofErr w:type="gramStart"/>
       <w:r>
-        <w:t>FUNCIONA?</w:t>
+        <w:t>.</w:t>
       </w:r>
-      <w:proofErr w:type="gramEnd"/>
     </w:p>
     <w:sectPr>
       <w:pgSz w:w="12240" w:h="15840"/>
@@ -649,6 +647,7 @@
   <w:style w:type="character" w:default="1" w:styleId="Fuentedeprrafopredeter">
     <w:name w:val="Default Paragraph Font"/>
     <w:uiPriority w:val="1"/>
+    <w:semiHidden/>
     <w:unhideWhenUsed/>
   </w:style>
   <w:style w:type="table" w:default="1" w:styleId="Tablanormal">

--- a/COMPOENTES_METODOLOGICOS/GEOLOCALIZACION/RECOLECCION DE INFORMACION 2.docx
+++ b/COMPOENTES_METODOLOGICOS/GEOLOCALIZACION/RECOLECCION DE INFORMACION 2.docx
@@ -22,6 +22,223 @@
       <w:pPr>
         <w:jc w:val="center"/>
       </w:pPr>
+    </w:p>
+    <w:p>
+      <w:pPr>
+        <w:jc w:val="center"/>
+      </w:pPr>
+      <w:r>
+        <w:t xml:space="preserve">La </w:t>
+      </w:r>
+      <w:r>
+        <w:rPr>
+          <w:b/>
+          <w:bCs/>
+        </w:rPr>
+        <w:t>geolocalización</w:t>
+      </w:r>
+      <w:r>
+        <w:t xml:space="preserve"> es la capacidad de determinar la ubicación física exacta de un dispositivo, persona u objeto en tiempo real. Esta tecnología convierte coordenadas geográficas (latitud y longitud) en información útil y comprensible, como una dirección de calle o un punto exacto en un mapa. [</w:t>
+      </w:r>
+      <w:hyperlink r:id="rId5" w:history="1">
+        <w:r>
+          <w:rPr>
+            <w:rStyle w:val="Hipervnculo"/>
+          </w:rPr>
+          <w:t>1</w:t>
+        </w:r>
+      </w:hyperlink>
+      <w:r>
+        <w:t xml:space="preserve">, </w:t>
+      </w:r>
+      <w:hyperlink r:id="rId6" w:history="1">
+        <w:r>
+          <w:rPr>
+            <w:rStyle w:val="Hipervnculo"/>
+          </w:rPr>
+          <w:t>2</w:t>
+        </w:r>
+      </w:hyperlink>
+      <w:r>
+        <w:t xml:space="preserve">, </w:t>
+      </w:r>
+      <w:hyperlink r:id="rId7" w:history="1">
+        <w:r>
+          <w:rPr>
+            <w:rStyle w:val="Hipervnculo"/>
+          </w:rPr>
+          <w:t>3</w:t>
+        </w:r>
+      </w:hyperlink>
+      <w:r>
+        <w:t xml:space="preserve">, </w:t>
+      </w:r>
+      <w:hyperlink r:id="rId8" w:history="1">
+        <w:r>
+          <w:rPr>
+            <w:rStyle w:val="Hipervnculo"/>
+          </w:rPr>
+          <w:t>4</w:t>
+        </w:r>
+      </w:hyperlink>
+      <w:r>
+        <w:t>]</w:t>
+      </w:r>
+    </w:p>
+    <w:p>
+      <w:pPr>
+        <w:jc w:val="center"/>
+        <w:rPr>
+          <w:b/>
+          <w:bCs/>
+        </w:rPr>
+      </w:pPr>
+      <w:r>
+        <w:rPr>
+          <w:b/>
+          <w:bCs/>
+        </w:rPr>
+        <w:t>¿Cómo funciona?</w:t>
+      </w:r>
+    </w:p>
+    <w:p>
+      <w:pPr>
+        <w:jc w:val="center"/>
+      </w:pPr>
+      <w:r>
+        <w:t>Los dispositivos obtienen su ubicación utilizando distintas tecnologías, a menudo combinadas para mayor precisión: [</w:t>
+      </w:r>
+      <w:hyperlink r:id="rId9" w:history="1">
+        <w:r>
+          <w:rPr>
+            <w:rStyle w:val="Hipervnculo"/>
+          </w:rPr>
+          <w:t>1</w:t>
+        </w:r>
+      </w:hyperlink>
+      <w:r>
+        <w:t xml:space="preserve">, </w:t>
+      </w:r>
+      <w:hyperlink r:id="rId10" w:history="1">
+        <w:r>
+          <w:rPr>
+            <w:rStyle w:val="Hipervnculo"/>
+          </w:rPr>
+          <w:t>2</w:t>
+        </w:r>
+      </w:hyperlink>
+      <w:r>
+        <w:t xml:space="preserve">, </w:t>
+      </w:r>
+      <w:hyperlink r:id="rId11" w:history="1">
+        <w:r>
+          <w:rPr>
+            <w:rStyle w:val="Hipervnculo"/>
+          </w:rPr>
+          <w:t>3</w:t>
+        </w:r>
+      </w:hyperlink>
+      <w:r>
+        <w:t xml:space="preserve">, </w:t>
+      </w:r>
+      <w:hyperlink r:id="rId12" w:history="1">
+        <w:r>
+          <w:rPr>
+            <w:rStyle w:val="Hipervnculo"/>
+          </w:rPr>
+          <w:t>4</w:t>
+        </w:r>
+      </w:hyperlink>
+      <w:r>
+        <w:t xml:space="preserve">, </w:t>
+      </w:r>
+      <w:hyperlink r:id="rId13" w:history="1">
+        <w:r>
+          <w:rPr>
+            <w:rStyle w:val="Hipervnculo"/>
+          </w:rPr>
+          <w:t>5</w:t>
+        </w:r>
+      </w:hyperlink>
+      <w:r>
+        <w:t>]</w:t>
+      </w:r>
+    </w:p>
+    <w:p>
+      <w:pPr>
+        <w:numPr>
+          <w:ilvl w:val="0"/>
+          <w:numId w:val="1"/>
+        </w:numPr>
+        <w:jc w:val="center"/>
+      </w:pPr>
+      <w:r>
+        <w:rPr>
+          <w:b/>
+          <w:bCs/>
+        </w:rPr>
+        <w:t>GPS:</w:t>
+      </w:r>
+      <w:r>
+        <w:t xml:space="preserve"> Recibe señales de satélites en órbita para calcular la posición exacta.</w:t>
+      </w:r>
+    </w:p>
+    <w:p>
+      <w:pPr>
+        <w:numPr>
+          <w:ilvl w:val="0"/>
+          <w:numId w:val="1"/>
+        </w:numPr>
+        <w:jc w:val="center"/>
+      </w:pPr>
+      <w:r>
+        <w:rPr>
+          <w:b/>
+          <w:bCs/>
+        </w:rPr>
+        <w:t>Redes Wi-Fi y Bluetooth:</w:t>
+      </w:r>
+      <w:r>
+        <w:t xml:space="preserve"> Ubica el dispositivo detectando la proximidad a redes inalámbricas o balizas conocidas.</w:t>
+      </w:r>
+    </w:p>
+    <w:p>
+      <w:pPr>
+        <w:numPr>
+          <w:ilvl w:val="0"/>
+          <w:numId w:val="1"/>
+        </w:numPr>
+        <w:jc w:val="center"/>
+      </w:pPr>
+      <w:r>
+        <w:rPr>
+          <w:b/>
+          <w:bCs/>
+        </w:rPr>
+        <w:t>Redes celulares (GSM):</w:t>
+      </w:r>
+      <w:r>
+        <w:t xml:space="preserve"> Calcula la distancia a las torres de telefonía móvil cercanas mediante una técnica llamada trilateración.</w:t>
+      </w:r>
+    </w:p>
+    <w:p>
+      <w:pPr>
+        <w:numPr>
+          <w:ilvl w:val="0"/>
+          <w:numId w:val="1"/>
+        </w:numPr>
+        <w:jc w:val="center"/>
+      </w:pPr>
+      <w:r>
+        <w:rPr>
+          <w:b/>
+          <w:bCs/>
+        </w:rPr>
+        <w:t>Dirección IP:</w:t>
+      </w:r>
+      <w:r>
+        <w:t xml:space="preserve"> Identifica la red de internet a la que está conectado el dispositivo. Ofrece una ubicación aproximada (a nivel de ciudad o país) sin necesidad de permisos especiales</w:t>
+      </w:r>
     </w:p>
     <w:p>
       <w:pPr>
@@ -42,6 +259,163 @@
     </w:sectPr>
   </w:body>
 </w:document>
+</file>
+
+<file path=word/numbering.xml><?xml version="1.0" encoding="utf-8"?>
+<w:numbering xmlns:wpc="http://schemas.microsoft.com/office/word/2010/wordprocessingCanvas" xmlns:cx="http://schemas.microsoft.com/office/drawing/2014/chartex" xmlns:cx1="http://schemas.microsoft.com/office/drawing/2015/9/8/chartex" xmlns:cx2="http://schemas.microsoft.com/office/drawing/2015/10/21/chartex" xmlns:cx3="http://schemas.microsoft.com/office/drawing/2016/5/9/chartex" xmlns:cx4="http://schemas.microsoft.com/office/drawing/2016/5/10/chartex" xmlns:cx5="http://schemas.microsoft.com/office/drawing/2016/5/11/chartex" xmlns:cx6="http://schemas.microsoft.com/office/drawing/2016/5/12/chartex" xmlns:cx7="http://schemas.microsoft.com/office/drawing/2016/5/13/chartex" xmlns:cx8="http://schemas.microsoft.com/office/drawing/2016/5/14/chartex" xmlns:mc="http://schemas.openxmlformats.org/markup-compatibility/2006" xmlns:aink="http://schemas.microsoft.com/office/drawing/2016/ink" xmlns:am3d="http://schemas.microsoft.com/office/drawing/2017/model3d" xmlns:o="urn:schemas-microsoft-com:office:office" xmlns:oel="http://schemas.microsoft.com/office/2019/extlst" xmlns:r="http://schemas.openxmlformats.org/officeDocument/2006/relationships" xmlns:m="http://schemas.openxmlformats.org/officeDocument/2006/math" xmlns:v="urn:schemas-microsoft-com:vml" xmlns:wp14="http://schemas.microsoft.com/office/word/2010/wordprocessingDrawing" xmlns:wp="http://schemas.openxmlformats.org/drawingml/2006/wordprocessingDrawing" xmlns:w10="urn:schemas-microsoft-com:office:word" xmlns:w="http://schemas.openxmlformats.org/wordprocessingml/2006/main" xmlns:w14="http://schemas.microsoft.com/office/word/2010/wordml" xmlns:w15="http://schemas.microsoft.com/office/word/2012/wordml" xmlns:w16cex="http://schemas.microsoft.com/office/word/2018/wordml/cex" xmlns:w16cid="http://schemas.microsoft.com/office/word/2016/wordml/cid" xmlns:w16="http://schemas.microsoft.com/office/word/2018/wordml" xmlns:w16du="http://schemas.microsoft.com/office/word/2023/wordml/word16du" xmlns:w16sdtdh="http://schemas.microsoft.com/office/word/2020/wordml/sdtdatahash" xmlns:w16sdtfl="http://schemas.microsoft.com/office/word/2024/wordml/sdtformatlock" xmlns:w16se="http://schemas.microsoft.com/office/word/2015/wordml/symex" xmlns:wpg="http://schemas.microsoft.com/office/word/2010/wordprocessingGroup" xmlns:wpi="http://schemas.microsoft.com/office/word/2010/wordprocessingInk" xmlns:wne="http://schemas.microsoft.com/office/word/2006/wordml" xmlns:wps="http://schemas.microsoft.com/office/word/2010/wordprocessingShape" mc:Ignorable="w14 w15 w16se w16cid w16 w16cex w16sdtdh w16sdtfl w16du wp14">
+  <w:abstractNum w:abstractNumId="0" w15:restartNumberingAfterBreak="0">
+    <w:nsid w:val="1A044F0B"/>
+    <w:multiLevelType w:val="multilevel"/>
+    <w:tmpl w:val="398631C6"/>
+    <w:lvl w:ilvl="0">
+      <w:start w:val="1"/>
+      <w:numFmt w:val="bullet"/>
+      <w:lvlText w:val=""/>
+      <w:lvlJc w:val="left"/>
+      <w:pPr>
+        <w:tabs>
+          <w:tab w:val="num" w:pos="720"/>
+        </w:tabs>
+        <w:ind w:left="720" w:hanging="360"/>
+      </w:pPr>
+      <w:rPr>
+        <w:rFonts w:ascii="Symbol" w:hAnsi="Symbol" w:hint="default"/>
+        <w:sz w:val="20"/>
+      </w:rPr>
+    </w:lvl>
+    <w:lvl w:ilvl="1" w:tentative="1">
+      <w:start w:val="1"/>
+      <w:numFmt w:val="bullet"/>
+      <w:lvlText w:val="o"/>
+      <w:lvlJc w:val="left"/>
+      <w:pPr>
+        <w:tabs>
+          <w:tab w:val="num" w:pos="1440"/>
+        </w:tabs>
+        <w:ind w:left="1440" w:hanging="360"/>
+      </w:pPr>
+      <w:rPr>
+        <w:rFonts w:ascii="Courier New" w:hAnsi="Courier New" w:hint="default"/>
+        <w:sz w:val="20"/>
+      </w:rPr>
+    </w:lvl>
+    <w:lvl w:ilvl="2" w:tentative="1">
+      <w:start w:val="1"/>
+      <w:numFmt w:val="bullet"/>
+      <w:lvlText w:val=""/>
+      <w:lvlJc w:val="left"/>
+      <w:pPr>
+        <w:tabs>
+          <w:tab w:val="num" w:pos="2160"/>
+        </w:tabs>
+        <w:ind w:left="2160" w:hanging="360"/>
+      </w:pPr>
+      <w:rPr>
+        <w:rFonts w:ascii="Wingdings" w:hAnsi="Wingdings" w:hint="default"/>
+        <w:sz w:val="20"/>
+      </w:rPr>
+    </w:lvl>
+    <w:lvl w:ilvl="3" w:tentative="1">
+      <w:start w:val="1"/>
+      <w:numFmt w:val="bullet"/>
+      <w:lvlText w:val=""/>
+      <w:lvlJc w:val="left"/>
+      <w:pPr>
+        <w:tabs>
+          <w:tab w:val="num" w:pos="2880"/>
+        </w:tabs>
+        <w:ind w:left="2880" w:hanging="360"/>
+      </w:pPr>
+      <w:rPr>
+        <w:rFonts w:ascii="Wingdings" w:hAnsi="Wingdings" w:hint="default"/>
+        <w:sz w:val="20"/>
+      </w:rPr>
+    </w:lvl>
+    <w:lvl w:ilvl="4" w:tentative="1">
+      <w:start w:val="1"/>
+      <w:numFmt w:val="bullet"/>
+      <w:lvlText w:val=""/>
+      <w:lvlJc w:val="left"/>
+      <w:pPr>
+        <w:tabs>
+          <w:tab w:val="num" w:pos="3600"/>
+        </w:tabs>
+        <w:ind w:left="3600" w:hanging="360"/>
+      </w:pPr>
+      <w:rPr>
+        <w:rFonts w:ascii="Wingdings" w:hAnsi="Wingdings" w:hint="default"/>
+        <w:sz w:val="20"/>
+      </w:rPr>
+    </w:lvl>
+    <w:lvl w:ilvl="5" w:tentative="1">
+      <w:start w:val="1"/>
+      <w:numFmt w:val="bullet"/>
+      <w:lvlText w:val=""/>
+      <w:lvlJc w:val="left"/>
+      <w:pPr>
+        <w:tabs>
+          <w:tab w:val="num" w:pos="4320"/>
+        </w:tabs>
+        <w:ind w:left="4320" w:hanging="360"/>
+      </w:pPr>
+      <w:rPr>
+        <w:rFonts w:ascii="Wingdings" w:hAnsi="Wingdings" w:hint="default"/>
+        <w:sz w:val="20"/>
+      </w:rPr>
+    </w:lvl>
+    <w:lvl w:ilvl="6" w:tentative="1">
+      <w:start w:val="1"/>
+      <w:numFmt w:val="bullet"/>
+      <w:lvlText w:val=""/>
+      <w:lvlJc w:val="left"/>
+      <w:pPr>
+        <w:tabs>
+          <w:tab w:val="num" w:pos="5040"/>
+        </w:tabs>
+        <w:ind w:left="5040" w:hanging="360"/>
+      </w:pPr>
+      <w:rPr>
+        <w:rFonts w:ascii="Wingdings" w:hAnsi="Wingdings" w:hint="default"/>
+        <w:sz w:val="20"/>
+      </w:rPr>
+    </w:lvl>
+    <w:lvl w:ilvl="7" w:tentative="1">
+      <w:start w:val="1"/>
+      <w:numFmt w:val="bullet"/>
+      <w:lvlText w:val=""/>
+      <w:lvlJc w:val="left"/>
+      <w:pPr>
+        <w:tabs>
+          <w:tab w:val="num" w:pos="5760"/>
+        </w:tabs>
+        <w:ind w:left="5760" w:hanging="360"/>
+      </w:pPr>
+      <w:rPr>
+        <w:rFonts w:ascii="Wingdings" w:hAnsi="Wingdings" w:hint="default"/>
+        <w:sz w:val="20"/>
+      </w:rPr>
+    </w:lvl>
+    <w:lvl w:ilvl="8" w:tentative="1">
+      <w:start w:val="1"/>
+      <w:numFmt w:val="bullet"/>
+      <w:lvlText w:val=""/>
+      <w:lvlJc w:val="left"/>
+      <w:pPr>
+        <w:tabs>
+          <w:tab w:val="num" w:pos="6480"/>
+        </w:tabs>
+        <w:ind w:left="6480" w:hanging="360"/>
+      </w:pPr>
+      <w:rPr>
+        <w:rFonts w:ascii="Wingdings" w:hAnsi="Wingdings" w:hint="default"/>
+        <w:sz w:val="20"/>
+      </w:rPr>
+    </w:lvl>
+  </w:abstractNum>
+  <w:num w:numId="1" w16cid:durableId="1670330044">
+    <w:abstractNumId w:val="0"/>
+  </w:num>
+</w:numbering>
 </file>
 
 <file path=word/styles.xml><?xml version="1.0" encoding="utf-8"?>
@@ -647,7 +1021,6 @@
   <w:style w:type="character" w:default="1" w:styleId="Fuentedeprrafopredeter">
     <w:name w:val="Default Paragraph Font"/>
     <w:uiPriority w:val="1"/>
-    <w:semiHidden/>
     <w:unhideWhenUsed/>
   </w:style>
   <w:style w:type="table" w:default="1" w:styleId="Tablanormal">
@@ -959,6 +1332,29 @@
       <w:smallCaps/>
       <w:color w:val="0F4761" w:themeColor="accent1" w:themeShade="BF"/>
       <w:spacing w:val="5"/>
+    </w:rPr>
+  </w:style>
+  <w:style w:type="character" w:styleId="Hipervnculo">
+    <w:name w:val="Hyperlink"/>
+    <w:basedOn w:val="Fuentedeprrafopredeter"/>
+    <w:uiPriority w:val="99"/>
+    <w:unhideWhenUsed/>
+    <w:rsid w:val="0086733E"/>
+    <w:rPr>
+      <w:color w:val="467886" w:themeColor="hyperlink"/>
+      <w:u w:val="single"/>
+    </w:rPr>
+  </w:style>
+  <w:style w:type="character" w:styleId="Mencinsinresolver">
+    <w:name w:val="Unresolved Mention"/>
+    <w:basedOn w:val="Fuentedeprrafopredeter"/>
+    <w:uiPriority w:val="99"/>
+    <w:semiHidden/>
+    <w:unhideWhenUsed/>
+    <w:rsid w:val="0086733E"/>
+    <w:rPr>
+      <w:color w:val="605E5C"/>
+      <w:shd w:val="clear" w:color="auto" w:fill="E1DFDD"/>
     </w:rPr>
   </w:style>
 </w:styles>

--- a/COMPOENTES_METODOLOGICOS/GEOLOCALIZACION/RECOLECCION DE INFORMACION 2.docx
+++ b/COMPOENTES_METODOLOGICOS/GEOLOCALIZACION/RECOLECCION DE INFORMACION 2.docx
@@ -196,7 +196,23 @@
           <w:b/>
           <w:bCs/>
         </w:rPr>
-        <w:t>Redes Wi-Fi y Bluetooth:</w:t>
+        <w:t xml:space="preserve">Redes </w:t>
+      </w:r>
+      <w:proofErr w:type="spellStart"/>
+      <w:r>
+        <w:rPr>
+          <w:b/>
+          <w:bCs/>
+        </w:rPr>
+        <w:t>Wi</w:t>
+      </w:r>
+      <w:proofErr w:type="spellEnd"/>
+      <w:r>
+        <w:rPr>
+          <w:b/>
+          <w:bCs/>
+        </w:rPr>
+        <w:t>-Fi y Bluetooth:</w:t>
       </w:r>
       <w:r>
         <w:t xml:space="preserve"> Ubica el dispositivo detectando la proximidad a redes inalámbricas o balizas conocidas.</w:t>
@@ -243,25 +259,18 @@
     <w:p>
       <w:pPr>
         <w:jc w:val="center"/>
-      </w:pPr>
-      <w:r>
-        <w:lastRenderedPageBreak/>
-        <w:t>¿Cómo FUNCIONA?</w:t>
-      </w:r>
-      <w:r>
-        <w:t>.</w:t>
-      </w:r>
-      <w:r>
         <w:rPr>
           <w:noProof/>
         </w:rPr>
-        <w:t xml:space="preserve"> </w:t>
-      </w:r>
-      <w:r>
+      </w:pPr>
+      <w:r>
+        <w:rPr>
+          <w:noProof/>
+        </w:rPr>
         <w:drawing>
-          <wp:inline distT="0" distB="0" distL="0" distR="0" wp14:anchorId="45553455" wp14:editId="55D12024">
-            <wp:extent cx="5612130" cy="4086225"/>
-            <wp:effectExtent l="0" t="0" r="7620" b="9525"/>
+          <wp:inline distT="0" distB="0" distL="0" distR="0" wp14:anchorId="45553455" wp14:editId="442FDC9A">
+            <wp:extent cx="4438650" cy="2828925"/>
+            <wp:effectExtent l="0" t="0" r="0" b="9525"/>
             <wp:docPr id="334754854" name="Imagen 1"/>
             <wp:cNvGraphicFramePr>
               <a:graphicFrameLocks xmlns:a="http://schemas.openxmlformats.org/drawingml/2006/main" noChangeAspect="1"/>
@@ -282,7 +291,7 @@
                   <pic:spPr>
                     <a:xfrm>
                       <a:off x="0" y="0"/>
-                      <a:ext cx="5612130" cy="4086225"/>
+                      <a:ext cx="4438650" cy="2828925"/>
                     </a:xfrm>
                     <a:prstGeom prst="rect">
                       <a:avLst/>
@@ -293,6 +302,23 @@
             </a:graphic>
           </wp:inline>
         </w:drawing>
+      </w:r>
+    </w:p>
+    <w:p>
+      <w:pPr>
+        <w:rPr>
+          <w:noProof/>
+        </w:rPr>
+      </w:pPr>
+    </w:p>
+    <w:p>
+      <w:r>
+        <w:t>¿PARA QUE SIRVE?</w:t>
+      </w:r>
+    </w:p>
+    <w:p>
+      <w:r>
+        <w:t>La geolocalización sirve para identificar la ubicación física exacta de un dispositivo o persona en tiempo real. Es fundamental para la navegación GPS, las aplicaciones de transporte y envíos, las recomendaciones locales, la seguridad (como encontrar un teléfono perdido) y las emergencias médicas</w:t>
       </w:r>
     </w:p>
     <w:sectPr>
@@ -1065,7 +1091,6 @@
   <w:style w:type="character" w:default="1" w:styleId="Fuentedeprrafopredeter">
     <w:name w:val="Default Paragraph Font"/>
     <w:uiPriority w:val="1"/>
-    <w:semiHidden/>
     <w:unhideWhenUsed/>
   </w:style>
   <w:style w:type="table" w:default="1" w:styleId="Tablanormal">
